--- a/resumes/users_oliver/docx_resume_matthew_johnson.docx
+++ b/resumes/users_oliver/docx_resume_matthew_johnson.docx
@@ -13,12 +13,11 @@
     </w:p>
     <w:p>
       <w:r>
-        <w:t>matthew@emergeconvert.com | Portland, OR | github.com/mattjohnsondev</w:t>
+        <w:t>matthew@emergeconvert.com | (503) 555-0167 | Portland, OR | github.com/mattjohnsondev</w:t>
         <w:br/>
-      </w:r>
-      <w:r>
         <w:t>linkedin.com/in/matthewjohnson-sre</w:t>
       </w:r>
+      <w:r/>
     </w:p>
     <w:p>
       <w:pPr>
@@ -287,6 +286,108 @@
       </w:pPr>
       <w:r>
         <w:t>GCP Professional Cloud Architect</w:t>
+      </w:r>
+    </w:p>
+    <w:p>
+      <w:pPr>
+        <w:pStyle w:val="Heading1"/>
+      </w:pPr>
+      <w:r>
+        <w:rPr>
+          <w:b/>
+        </w:rPr>
+        <w:t>Business Challenges Solved</w:t>
+      </w:r>
+    </w:p>
+    <w:p>
+      <w:pPr>
+        <w:pStyle w:val="ListBullet"/>
+      </w:pPr>
+      <w:r>
+        <w:t>Reduced misconfig incidents 65% at Stripe by designing namespace-per-team isolation model with OPA Gatekeeper policies.</w:t>
+      </w:r>
+    </w:p>
+    <w:p>
+      <w:pPr>
+        <w:pStyle w:val="ListBullet"/>
+      </w:pPr>
+      <w:r>
+        <w:t>Cut deploy time from 45min to 8min by migrating legacy Jenkins monolith to event-driven Argo Workflows.</w:t>
+      </w:r>
+    </w:p>
+    <w:p>
+      <w:pPr>
+        <w:pStyle w:val="ListBullet"/>
+      </w:pPr>
+      <w:r>
+        <w:t>Identified $1.2M/year in idle AWS resources through cost-attribution tagging across accounts.</w:t>
+      </w:r>
+    </w:p>
+    <w:p>
+      <w:pPr>
+        <w:pStyle w:val="ListBullet"/>
+      </w:pPr>
+      <w:r>
+        <w:t>Scaled Kubernetes cluster from 200 to 1,400 nodes at Brex while maintaining 99.99% API uptime.</w:t>
+      </w:r>
+    </w:p>
+    <w:p>
+      <w:pPr>
+        <w:pStyle w:val="ListBullet"/>
+      </w:pPr>
+      <w:r>
+        <w:t>Reduced MTTR from 45min to 12min at New Relic by creating Grafana dashboards and PagerDuty runbooks.</w:t>
+      </w:r>
+    </w:p>
+    <w:p>
+      <w:pPr>
+        <w:pStyle w:val="Heading1"/>
+      </w:pPr>
+      <w:r>
+        <w:rPr>
+          <w:b/>
+        </w:rPr>
+        <w:t>Key Accomplishments</w:t>
+      </w:r>
+    </w:p>
+    <w:p>
+      <w:pPr>
+        <w:pStyle w:val="ListBullet"/>
+      </w:pPr>
+      <w:r>
+        <w:t>Own Kubernetes platform serving 3,000+ microservices across 12 production clusters at Stripe.</w:t>
+      </w:r>
+    </w:p>
+    <w:p>
+      <w:pPr>
+        <w:pStyle w:val="ListBullet"/>
+      </w:pPr>
+      <w:r>
+        <w:t>Built golden-path CI/CD templates adopted by 90% of engineering teams.</w:t>
+      </w:r>
+    </w:p>
+    <w:p>
+      <w:pPr>
+        <w:pStyle w:val="ListBullet"/>
+      </w:pPr>
+      <w:r>
+        <w:t>Authored blameless postmortem process adopted company-wide after leading response for 3 SEV-1 outages at Brex.</w:t>
+      </w:r>
+    </w:p>
+    <w:p>
+      <w:pPr>
+        <w:pStyle w:val="ListBullet"/>
+      </w:pPr>
+      <w:r>
+        <w:t>Open-source: helm-dashboard (1.2k GitHub stars), tf-cost-guard Terraform cost estimator.</w:t>
+      </w:r>
+    </w:p>
+    <w:p>
+      <w:pPr>
+        <w:pStyle w:val="ListBullet"/>
+      </w:pPr>
+      <w:r>
+        <w:t>AWS Solutions Architect Professional, CKA, HashiCorp Terraform Associate, GCP Professional Cloud Architect certified.</w:t>
       </w:r>
     </w:p>
     <w:sectPr>
